--- a/ClimOO material/competency questions/Scoping themes for Competency Questions.docx
+++ b/ClimOO material/competency questions/Scoping themes for Competency Questions.docx
@@ -203,7 +203,43 @@
           <w:szCs w:val="22"/>
           <w:lang w:val="en-US"/>
         </w:rPr>
-        <w:t>Products of the corruption of plastic items, where they go.</w:t>
+        <w:t xml:space="preserve">Products of the </w:t>
+      </w:r>
+      <w:r>
+        <w:rPr>
+          <w:rFonts w:ascii="Calibri" w:hAnsi="Calibri" w:cs="Calibri"/>
+          <w:sz w:val="22"/>
+          <w:szCs w:val="22"/>
+          <w:lang w:val="en-US"/>
+        </w:rPr>
+        <w:t>degrada</w:t>
+      </w:r>
+      <w:r>
+        <w:rPr>
+          <w:rFonts w:ascii="Calibri" w:hAnsi="Calibri" w:cs="Calibri"/>
+          <w:sz w:val="22"/>
+          <w:szCs w:val="22"/>
+          <w:lang w:val="en-US"/>
+        </w:rPr>
+        <w:t>tion of plastic items</w:t>
+      </w:r>
+      <w:r>
+        <w:rPr>
+          <w:rFonts w:ascii="Calibri" w:hAnsi="Calibri" w:cs="Calibri"/>
+          <w:sz w:val="22"/>
+          <w:szCs w:val="22"/>
+          <w:lang w:val="en-US"/>
+        </w:rPr>
+        <w:t xml:space="preserve"> and</w:t>
+      </w:r>
+      <w:r>
+        <w:rPr>
+          <w:rFonts w:ascii="Calibri" w:hAnsi="Calibri" w:cs="Calibri"/>
+          <w:sz w:val="22"/>
+          <w:szCs w:val="22"/>
+          <w:lang w:val="en-US"/>
+        </w:rPr>
+        <w:t xml:space="preserve"> where they go.</w:t>
       </w:r>
     </w:p>
     <w:p>
@@ -228,7 +264,7 @@
           <w:szCs w:val="22"/>
           <w:lang w:val="en-US"/>
         </w:rPr>
-        <w:t>Extent of plastics and microplastics in agriculture, today.</w:t>
+        <w:t>Extent of plastics and microplastics in agriculture today.</w:t>
       </w:r>
     </w:p>
     <w:p>
@@ -253,7 +289,50 @@
           <w:szCs w:val="22"/>
           <w:lang w:val="en-US"/>
         </w:rPr>
-        <w:t>Threats of plastic pollution in agriculture related to climate.</w:t>
+        <w:t>Climate, climate change, and related concerns, especially in agriculture.</w:t>
+      </w:r>
+    </w:p>
+    <w:p>
+      <w:pPr>
+        <w:numPr>
+          <w:ilvl w:val="0"/>
+          <w:numId w:val="1"/>
+        </w:numPr>
+        <w:spacing w:line="360" w:lineRule="auto"/>
+        <w:jc w:val="both"/>
+        <w:rPr>
+          <w:rFonts w:ascii="Calibri" w:hAnsi="Calibri" w:cs="Calibri"/>
+          <w:sz w:val="22"/>
+          <w:szCs w:val="22"/>
+          <w:lang w:val="en-US"/>
+        </w:rPr>
+      </w:pPr>
+      <w:r>
+        <w:rPr>
+          <w:rFonts w:ascii="Calibri" w:hAnsi="Calibri" w:cs="Calibri"/>
+          <w:sz w:val="22"/>
+          <w:szCs w:val="22"/>
+          <w:lang w:val="en-US"/>
+        </w:rPr>
+        <w:t>Threats of plastic pollution in agriculture</w:t>
+      </w:r>
+      <w:r>
+        <w:rPr>
+          <w:rFonts w:ascii="Calibri" w:hAnsi="Calibri" w:cs="Calibri"/>
+          <w:sz w:val="22"/>
+          <w:szCs w:val="22"/>
+          <w:lang w:val="en-US"/>
+        </w:rPr>
+        <w:t xml:space="preserve">, especially </w:t>
+      </w:r>
+      <w:r>
+        <w:rPr>
+          <w:rFonts w:ascii="Calibri" w:hAnsi="Calibri" w:cs="Calibri"/>
+          <w:sz w:val="22"/>
+          <w:szCs w:val="22"/>
+          <w:lang w:val="en-US"/>
+        </w:rPr>
+        <w:t>related to climate.</w:t>
       </w:r>
     </w:p>
     <w:p>

--- a/ClimOO material/competency questions/Scoping themes for Competency Questions.docx
+++ b/ClimOO material/competency questions/Scoping themes for Competency Questions.docx
@@ -84,7 +84,25 @@
           <w:szCs w:val="22"/>
           <w:lang w:val="en-US"/>
         </w:rPr>
-        <w:t xml:space="preserve"> Ontology:</w:t>
+        <w:t xml:space="preserve"> Ontology</w:t>
+      </w:r>
+      <w:r>
+        <w:rPr>
+          <w:rFonts w:ascii="Calibri" w:hAnsi="Calibri" w:cs="Calibri"/>
+          <w:sz w:val="22"/>
+          <w:szCs w:val="22"/>
+          <w:lang w:val="en-US"/>
+        </w:rPr>
+        <w:t xml:space="preserve"> suite</w:t>
+      </w:r>
+      <w:r>
+        <w:rPr>
+          <w:rFonts w:ascii="Calibri" w:hAnsi="Calibri" w:cs="Calibri"/>
+          <w:sz w:val="22"/>
+          <w:szCs w:val="22"/>
+          <w:lang w:val="en-US"/>
+        </w:rPr>
+        <w:t>:</w:t>
       </w:r>
     </w:p>
     <w:p>
@@ -109,11 +127,30 @@
           <w:szCs w:val="22"/>
           <w:lang w:val="en-US"/>
         </w:rPr>
-        <w:t>Types and characteristics of plastics and microplastics.</w:t>
+        <w:t>Types and characteristics of plastics</w:t>
+      </w:r>
+      <w:r>
+        <w:rPr>
+          <w:rFonts w:ascii="Calibri" w:hAnsi="Calibri" w:cs="Calibri"/>
+          <w:sz w:val="22"/>
+          <w:szCs w:val="22"/>
+          <w:lang w:val="en-US"/>
+        </w:rPr>
+        <w:t xml:space="preserve">, plastic debris, </w:t>
+      </w:r>
+      <w:r>
+        <w:rPr>
+          <w:rFonts w:ascii="Calibri" w:hAnsi="Calibri" w:cs="Calibri"/>
+          <w:sz w:val="22"/>
+          <w:szCs w:val="22"/>
+          <w:lang w:val="en-US"/>
+        </w:rPr>
+        <w:t>and microplastics.</w:t>
       </w:r>
     </w:p>
     <w:p>
       <w:pPr>
+        <w:pStyle w:val="Paragrafoelenco"/>
         <w:numPr>
           <w:ilvl w:val="0"/>
           <w:numId w:val="1"/>
@@ -124,65 +161,22 @@
           <w:rFonts w:ascii="Calibri" w:hAnsi="Calibri" w:cs="Calibri"/>
           <w:sz w:val="22"/>
           <w:szCs w:val="22"/>
-        </w:rPr>
-      </w:pPr>
-      <w:proofErr w:type="spellStart"/>
-      <w:r>
-        <w:rPr>
-          <w:rFonts w:ascii="Calibri" w:hAnsi="Calibri" w:cs="Calibri"/>
-          <w:sz w:val="22"/>
-          <w:szCs w:val="22"/>
-        </w:rPr>
-        <w:t>Origins</w:t>
-      </w:r>
-      <w:proofErr w:type="spellEnd"/>
-      <w:r>
-        <w:rPr>
-          <w:rFonts w:ascii="Calibri" w:hAnsi="Calibri" w:cs="Calibri"/>
-          <w:sz w:val="22"/>
-          <w:szCs w:val="22"/>
-        </w:rPr>
-        <w:t xml:space="preserve"> of </w:t>
-      </w:r>
-      <w:proofErr w:type="spellStart"/>
-      <w:r>
-        <w:rPr>
-          <w:rFonts w:ascii="Calibri" w:hAnsi="Calibri" w:cs="Calibri"/>
-          <w:sz w:val="22"/>
-          <w:szCs w:val="22"/>
-        </w:rPr>
-        <w:t>plastic</w:t>
-      </w:r>
-      <w:proofErr w:type="spellEnd"/>
-      <w:r>
-        <w:rPr>
-          <w:rFonts w:ascii="Calibri" w:hAnsi="Calibri" w:cs="Calibri"/>
-          <w:sz w:val="22"/>
-          <w:szCs w:val="22"/>
-        </w:rPr>
-        <w:t xml:space="preserve"> </w:t>
-      </w:r>
-      <w:proofErr w:type="spellStart"/>
-      <w:r>
-        <w:rPr>
-          <w:rFonts w:ascii="Calibri" w:hAnsi="Calibri" w:cs="Calibri"/>
-          <w:sz w:val="22"/>
-          <w:szCs w:val="22"/>
-        </w:rPr>
-        <w:t>particles</w:t>
-      </w:r>
-      <w:proofErr w:type="spellEnd"/>
-      <w:r>
-        <w:rPr>
-          <w:rFonts w:ascii="Calibri" w:hAnsi="Calibri" w:cs="Calibri"/>
-          <w:sz w:val="22"/>
-          <w:szCs w:val="22"/>
-        </w:rPr>
-        <w:t>.</w:t>
+          <w:lang w:val="en-US"/>
+        </w:rPr>
+      </w:pPr>
+      <w:r>
+        <w:rPr>
+          <w:rFonts w:ascii="Calibri" w:hAnsi="Calibri" w:cs="Calibri"/>
+          <w:sz w:val="22"/>
+          <w:szCs w:val="22"/>
+          <w:lang w:val="en-US"/>
+        </w:rPr>
+        <w:t>Origins of plastic debris particles.</w:t>
       </w:r>
     </w:p>
     <w:p>
       <w:pPr>
+        <w:pStyle w:val="Paragrafoelenco"/>
         <w:numPr>
           <w:ilvl w:val="0"/>
           <w:numId w:val="1"/>
@@ -203,43 +197,27 @@
           <w:szCs w:val="22"/>
           <w:lang w:val="en-US"/>
         </w:rPr>
-        <w:t xml:space="preserve">Products of the </w:t>
-      </w:r>
-      <w:r>
-        <w:rPr>
-          <w:rFonts w:ascii="Calibri" w:hAnsi="Calibri" w:cs="Calibri"/>
-          <w:sz w:val="22"/>
-          <w:szCs w:val="22"/>
-          <w:lang w:val="en-US"/>
-        </w:rPr>
-        <w:t>degrada</w:t>
-      </w:r>
-      <w:r>
-        <w:rPr>
-          <w:rFonts w:ascii="Calibri" w:hAnsi="Calibri" w:cs="Calibri"/>
-          <w:sz w:val="22"/>
-          <w:szCs w:val="22"/>
-          <w:lang w:val="en-US"/>
-        </w:rPr>
-        <w:t>tion of plastic items</w:t>
-      </w:r>
-      <w:r>
-        <w:rPr>
-          <w:rFonts w:ascii="Calibri" w:hAnsi="Calibri" w:cs="Calibri"/>
-          <w:sz w:val="22"/>
-          <w:szCs w:val="22"/>
-          <w:lang w:val="en-US"/>
-        </w:rPr>
-        <w:t xml:space="preserve"> and</w:t>
-      </w:r>
-      <w:r>
-        <w:rPr>
-          <w:rFonts w:ascii="Calibri" w:hAnsi="Calibri" w:cs="Calibri"/>
-          <w:sz w:val="22"/>
-          <w:szCs w:val="22"/>
-          <w:lang w:val="en-US"/>
-        </w:rPr>
-        <w:t xml:space="preserve"> where they go.</w:t>
+        <w:t xml:space="preserve">Products of the corruption of plastic </w:t>
+      </w:r>
+      <w:proofErr w:type="gramStart"/>
+      <w:r>
+        <w:rPr>
+          <w:rFonts w:ascii="Calibri" w:hAnsi="Calibri" w:cs="Calibri"/>
+          <w:sz w:val="22"/>
+          <w:szCs w:val="22"/>
+          <w:lang w:val="en-US"/>
+        </w:rPr>
+        <w:t>items;</w:t>
+      </w:r>
+      <w:proofErr w:type="gramEnd"/>
+      <w:r>
+        <w:rPr>
+          <w:rFonts w:ascii="Calibri" w:hAnsi="Calibri" w:cs="Calibri"/>
+          <w:sz w:val="22"/>
+          <w:szCs w:val="22"/>
+          <w:lang w:val="en-US"/>
+        </w:rPr>
+        <w:t xml:space="preserve"> where plastic debris goes.</w:t>
       </w:r>
     </w:p>
     <w:p>
@@ -264,7 +242,7 @@
           <w:szCs w:val="22"/>
           <w:lang w:val="en-US"/>
         </w:rPr>
-        <w:t>Extent of plastics and microplastics in agriculture today.</w:t>
+        <w:t>Climate, climate change, and related concerns, especially in agriculture.</w:t>
       </w:r>
     </w:p>
     <w:p>
@@ -289,7 +267,7 @@
           <w:szCs w:val="22"/>
           <w:lang w:val="en-US"/>
         </w:rPr>
-        <w:t>Climate, climate change, and related concerns, especially in agriculture.</w:t>
+        <w:t>Extent of plastics and microplastics in agriculture today.</w:t>
       </w:r>
     </w:p>
     <w:p>
